--- a/COMPLIANCE_DOCUMENTS/COMPANY_GOVERNANCE/PROAXIS_SOLUTIONS_COMPANY_PROFILE.docx
+++ b/COMPLIANCE_DOCUMENTS/COMPANY_GOVERNANCE/PROAXIS_SOLUTIONS_COMPANY_PROFILE.docx
@@ -40,12 +40,7 @@
         <w:t xml:space="preserve">Version:</w:t>
       </w:r>
       <w:r>
-        <w:t xml:space="preserve"> </w:t>
-      </w:r>
-      <w:r>
-        <w:t xml:space="preserve">1.0</w:t>
-      </w:r>
-      <w:r>
+        <w:t xml:space="preserve"> 1.0</w:t>
         <w:br/>
       </w:r>
       <w:r>
@@ -55,12 +50,7 @@
         <w:t xml:space="preserve">Date:</w:t>
       </w:r>
       <w:r>
-        <w:t xml:space="preserve"> </w:t>
-      </w:r>
-      <w:r>
-        <w:t xml:space="preserve">June 2026</w:t>
-      </w:r>
-      <w:r>
+        <w:t xml:space="preserve"> June 2026</w:t>
         <w:br/>
       </w:r>
       <w:r>
@@ -70,10 +60,7 @@
         <w:t xml:space="preserve">Classification:</w:t>
       </w:r>
       <w:r>
-        <w:t xml:space="preserve"> </w:t>
-      </w:r>
-      <w:r>
-        <w:t xml:space="preserve">External — Supplier and Business Development Use</w:t>
+        <w:t xml:space="preserve"> External — Supplier and Business Development Use</w:t>
       </w:r>
     </w:p>
     <w:p>
@@ -81,29 +68,6 @@
         <w:pict>
           <v:rect style="width:0;height:1.5pt" o:hralign="center" o:hrstd="t" o:hr="t"/>
         </w:pict>
-      </w:r>
-    </w:p>
-    <w:p>
-      <w:pPr>
-        <w:pStyle w:val="BlockText"/>
-      </w:pPr>
-      <w:r>
-        <w:t xml:space="preserve">⚠️</w:t>
-      </w:r>
-      <w:r>
-        <w:t xml:space="preserve"> </w:t>
-      </w:r>
-      <w:r>
-        <w:rPr>
-          <w:b/>
-        </w:rPr>
-        <w:t xml:space="preserve">AI-GENERATED DOCUMENT</w:t>
-      </w:r>
-      <w:r>
-        <w:t xml:space="preserve"> </w:t>
-      </w:r>
-      <w:r>
-        <w:t xml:space="preserve">— This profile was prepared with AI assistance using verified company information. It must be reviewed and approved by the Director before use in any submission, presentation, or publication. Do not use unverified claims. Fabricated statistics, client references, or outcomes are strictly prohibited.</w:t>
       </w:r>
     </w:p>
     <w:p>
@@ -519,10 +483,7 @@
         <w:pStyle w:val="FirstParagraph"/>
       </w:pPr>
       <w:r>
-        <w:t xml:space="preserve">Proaxis Solutions (Pty) Ltd is a South African technology company specialising in</w:t>
-      </w:r>
-      <w:r>
-        <w:t xml:space="preserve"> </w:t>
+        <w:t xml:space="preserve">Proaxis Solutions (Pty) Ltd is a South African technology company specialising in </w:t>
       </w:r>
       <w:r>
         <w:rPr>
@@ -572,10 +533,7 @@
         <w:pStyle w:val="FirstParagraph"/>
       </w:pPr>
       <w:r>
-        <w:t xml:space="preserve">Proaxis Solutions is not a generic IT support company or a website agency. We are a</w:t>
-      </w:r>
-      <w:r>
-        <w:t xml:space="preserve"> </w:t>
+        <w:t xml:space="preserve">Proaxis Solutions is not a generic IT support company or a website agency. We are a </w:t>
       </w:r>
       <w:r>
         <w:rPr>
@@ -584,10 +542,7 @@
         <w:t xml:space="preserve">technology, software engineering, and AI automation company</w:t>
       </w:r>
       <w:r>
-        <w:t xml:space="preserve"> </w:t>
-      </w:r>
-      <w:r>
-        <w:t xml:space="preserve">operating at the intersection of software development, intelligent automation, and digital transformation.</w:t>
+        <w:t xml:space="preserve"> operating at the intersection of software development, intelligent automation, and digital transformation.</w:t>
       </w:r>
     </w:p>
     <w:p>
@@ -595,31 +550,7 @@
         <w:pStyle w:val="BodyText"/>
       </w:pPr>
       <w:r>
-        <w:t xml:space="preserve">We build systems that:</w:t>
-      </w:r>
-      <w:r>
-        <w:t xml:space="preserve"> </w:t>
-      </w:r>
-      <w:r>
-        <w:t xml:space="preserve">- Automate manual, repetitive business processes;</w:t>
-      </w:r>
-      <w:r>
-        <w:t xml:space="preserve"> </w:t>
-      </w:r>
-      <w:r>
-        <w:t xml:space="preserve">- Replace fragmented, paper-based, or outdated workflows with integrated digital platforms;</w:t>
-      </w:r>
-      <w:r>
-        <w:t xml:space="preserve"> </w:t>
-      </w:r>
-      <w:r>
-        <w:t xml:space="preserve">- Apply artificial intelligence to improve decision-making and operational efficiency;</w:t>
-      </w:r>
-      <w:r>
-        <w:t xml:space="preserve"> </w:t>
-      </w:r>
-      <w:r>
-        <w:t xml:space="preserve">- Modernise legacy systems without disrupting day-to-day operations.</w:t>
+        <w:t>We build systems that: - Automate manual, repetitive business processes; - Replace fragmented, paper-based, or outdated workflows with integrated digital platforms; - Apply artificial intelligence to improve decision-making and operational efficiency; - Modernise legacy systems without disrupting day-to-day operations.</w:t>
       </w:r>
     </w:p>
     <w:p>
@@ -700,10 +631,7 @@
         <w:t xml:space="preserve">Professionalism</w:t>
       </w:r>
       <w:r>
-        <w:t xml:space="preserve"> </w:t>
-      </w:r>
-      <w:r>
-        <w:t xml:space="preserve">— We operate with integrity, accountability, and excellence in every engagement.</w:t>
+        <w:t xml:space="preserve"> — We operate with integrity, accountability, and excellence in every engagement.</w:t>
       </w:r>
     </w:p>
     <w:p>
@@ -717,10 +645,7 @@
         <w:t xml:space="preserve">Innovation</w:t>
       </w:r>
       <w:r>
-        <w:t xml:space="preserve"> </w:t>
-      </w:r>
-      <w:r>
-        <w:t xml:space="preserve">— We continuously leverage modern technology to solve real-world challenges.</w:t>
+        <w:t xml:space="preserve"> — We continuously leverage modern technology to solve real-world challenges.</w:t>
       </w:r>
     </w:p>
     <w:p>
@@ -734,10 +659,7 @@
         <w:t xml:space="preserve">Compliance</w:t>
       </w:r>
       <w:r>
-        <w:t xml:space="preserve"> </w:t>
-      </w:r>
-      <w:r>
-        <w:t xml:space="preserve">— We adhere to all relevant legal, regulatory, and governance requirements — including POPIA, PAIA, and SARS obligations.</w:t>
+        <w:t xml:space="preserve"> — We adhere to all relevant legal, regulatory, and governance requirements — including POPIA, PAIA, and SARS obligations.</w:t>
       </w:r>
     </w:p>
     <w:p>
@@ -751,10 +673,7 @@
         <w:t xml:space="preserve">Client Success</w:t>
       </w:r>
       <w:r>
-        <w:t xml:space="preserve"> </w:t>
-      </w:r>
-      <w:r>
-        <w:t xml:space="preserve">— We measure our success by the measurable value we deliver to our clients, not by the volume of code we write.</w:t>
+        <w:t xml:space="preserve"> — We measure our success by the measurable value we deliver to our clients, not by the volume of code we write.</w:t>
       </w:r>
     </w:p>
     <w:p>
@@ -768,10 +687,7 @@
         <w:t xml:space="preserve">Continuous Improvement</w:t>
       </w:r>
       <w:r>
-        <w:t xml:space="preserve"> </w:t>
-      </w:r>
-      <w:r>
-        <w:t xml:space="preserve">— We embrace learning, optimisation, and scalability as core business disciplines.</w:t>
+        <w:t xml:space="preserve"> — We embrace learning, optimisation, and scalability as core business disciplines.</w:t>
       </w:r>
     </w:p>
     <w:p>
@@ -820,10 +736,7 @@
         <w:t xml:space="preserve">We deliver:</w:t>
       </w:r>
       <w:r>
-        <w:t xml:space="preserve"> </w:t>
-      </w:r>
-      <w:r>
-        <w:t xml:space="preserve">Custom business applications, internal workflow systems, web applications, platform development, API integrations.</w:t>
+        <w:t xml:space="preserve"> Custom business applications, internal workflow systems, web applications, platform development, API integrations.</w:t>
       </w:r>
     </w:p>
     <w:p>
@@ -862,10 +775,7 @@
         <w:t xml:space="preserve">We deliver:</w:t>
       </w:r>
       <w:r>
-        <w:t xml:space="preserve"> </w:t>
-      </w:r>
-      <w:r>
-        <w:t xml:space="preserve">Corporate websites, business websites, landing pages, client portals, responsive web development, website modernisation and rebuilds.</w:t>
+        <w:t xml:space="preserve"> Corporate websites, business websites, landing pages, client portals, responsive web development, website modernisation and rebuilds.</w:t>
       </w:r>
     </w:p>
     <w:p>
@@ -904,10 +814,7 @@
         <w:t xml:space="preserve">We deliver:</w:t>
       </w:r>
       <w:r>
-        <w:t xml:space="preserve"> </w:t>
-      </w:r>
-      <w:r>
-        <w:t xml:space="preserve">AI-powered workflows, intelligent document processing, AI assistant integration, automated reporting, decision-support systems.</w:t>
+        <w:t xml:space="preserve"> AI-powered workflows, intelligent document processing, AI assistant integration, automated reporting, decision-support systems.</w:t>
       </w:r>
     </w:p>
     <w:p>
@@ -946,10 +853,7 @@
         <w:t xml:space="preserve">We deliver:</w:t>
       </w:r>
       <w:r>
-        <w:t xml:space="preserve"> </w:t>
-      </w:r>
-      <w:r>
-        <w:t xml:space="preserve">Workflow automation, process digitisation, approval system development, operational automation platforms.</w:t>
+        <w:t xml:space="preserve"> Workflow automation, process digitisation, approval system development, operational automation platforms.</w:t>
       </w:r>
     </w:p>
     <w:p>
@@ -988,10 +892,7 @@
         <w:t xml:space="preserve">We deliver:</w:t>
       </w:r>
       <w:r>
-        <w:t xml:space="preserve"> </w:t>
-      </w:r>
-      <w:r>
-        <w:t xml:space="preserve">Technology support, system assistance, digital infrastructure guidance, technology advisory.</w:t>
+        <w:t xml:space="preserve"> Technology support, system assistance, digital infrastructure guidance, technology advisory.</w:t>
       </w:r>
     </w:p>
     <w:p>
@@ -1030,10 +931,7 @@
         <w:t xml:space="preserve">We deliver:</w:t>
       </w:r>
       <w:r>
-        <w:t xml:space="preserve"> </w:t>
-      </w:r>
-      <w:r>
-        <w:t xml:space="preserve">Technology project coordination, digital transformation project management, software delivery oversight, project planning and reporting.</w:t>
+        <w:t xml:space="preserve"> Technology project coordination, digital transformation project management, software delivery oversight, project planning and reporting.</w:t>
       </w:r>
     </w:p>
     <w:p>
@@ -1072,10 +970,7 @@
         <w:t xml:space="preserve">We deliver:</w:t>
       </w:r>
       <w:r>
-        <w:t xml:space="preserve"> </w:t>
-      </w:r>
-      <w:r>
-        <w:t xml:space="preserve">Digital transformation strategy, technology assessments, process improvement consulting, business technology advisory.</w:t>
+        <w:t xml:space="preserve"> Digital transformation strategy, technology assessments, process improvement consulting, business technology advisory.</w:t>
       </w:r>
     </w:p>
     <w:p>
@@ -1217,10 +1112,7 @@
         <w:pStyle w:val="FirstParagraph"/>
       </w:pPr>
       <w:r>
-        <w:t xml:space="preserve">Proaxis Solutions is a</w:t>
-      </w:r>
-      <w:r>
-        <w:t xml:space="preserve"> </w:t>
+        <w:t xml:space="preserve">Proaxis Solutions is a </w:t>
       </w:r>
       <w:r>
         <w:rPr>
@@ -1641,10 +1533,7 @@
               <w:jc w:val="left"/>
             </w:pPr>
             <w:r>
-              <w:t xml:space="preserve">info@proaxissolutions.co.za</w:t>
-            </w:r>
-            <w:r>
-              <w:t xml:space="preserve"> </w:t>
+              <w:t xml:space="preserve">info@proaxissolutions.co.za </w:t>
             </w:r>
             <w:r>
               <w:rPr>
@@ -1677,10 +1566,7 @@
               <w:jc w:val="left"/>
             </w:pPr>
             <w:r>
-              <w:t xml:space="preserve">tenders@proaxissolutions.co.za</w:t>
-            </w:r>
-            <w:r>
-              <w:t xml:space="preserve"> </w:t>
+              <w:t xml:space="preserve">tenders@proaxissolutions.co.za </w:t>
             </w:r>
             <w:r>
               <w:rPr>
@@ -1764,10 +1650,7 @@
         <w:t xml:space="preserve">Note on client references:</w:t>
       </w:r>
       <w:r>
-        <w:t xml:space="preserve"> </w:t>
-      </w:r>
-      <w:r>
-        <w:t xml:space="preserve">Proaxis Solutions is a newly established company (2025). We do not publish client references or case studies without explicit written consent and verified factual documentation from the client organisations. We do not fabricate outcomes, testimonials, or metrics. Our professional credibility is built on transparency, governance, and the quality of work delivered.</w:t>
+        <w:t xml:space="preserve"> Proaxis Solutions is a newly established company (2025). We do not publish client references or case studies without explicit written consent and verified factual documentation from the client organisations. We do not fabricate outcomes, testimonials, or metrics. Our professional credibility is built on transparency, governance, and the quality of work delivered.</w:t>
       </w:r>
     </w:p>
     <w:p>
